--- a/tests/jutlp_sample_docx_test_pack/04_structure_and_endmatter_issues.docx
+++ b/tests/jutlp_sample_docx_test_pack/04_structure_and_endmatter_issues.docx
@@ -3,8 +3,27 @@
 <w:document xmlns:wpc="http://schemas.microsoft.com/office/word/2010/wordprocessingCanvas" xmlns:mo="http://schemas.microsoft.com/office/mac/office/2008/main" xmlns:mc="http://schemas.openxmlformats.org/markup-compatibility/2006" xmlns:mv="urn:schemas-microsoft-com:mac:vml" xmlns:o="urn:schemas-microsoft-com:office:office" xmlns:r="http://schemas.openxmlformats.org/officeDocument/2006/relationships" xmlns:m="http://schemas.openxmlformats.org/officeDocument/2006/math" xmlns:v="urn:schemas-microsoft-com:vml" xmlns:wp14="http://schemas.microsoft.com/office/word/2010/wordprocessingDrawing" xmlns:wp="http://schemas.openxmlformats.org/drawingml/2006/wordprocessingDrawing" xmlns:w10="urn:schemas-microsoft-com:office:word" xmlns:w="http://schemas.openxmlformats.org/wordprocessingml/2006/main" xmlns:w14="http://schemas.microsoft.com/office/word/2010/wordml" xmlns:wpg="http://schemas.microsoft.com/office/word/2010/wordprocessingGroup" xmlns:wpi="http://schemas.microsoft.com/office/word/2010/wordprocessingInk" xmlns:wne="http://schemas.microsoft.com/office/word/2006/wordml" xmlns:wps="http://schemas.microsoft.com/office/word/2010/wordprocessingShape" mc:Ignorable="w14 wp14">
   <w:body>
     <w:p>
+      <w:pPr>
+        <w:pStyle w:val="ArticleTitle"/>
+      </w:pPr>
       <w:r>
-        <w:t>An Article Title</w:t>
+        <w:t>Active Learning in Higher Education: A Classroom Study</w:t>
+      </w:r>
+    </w:p>
+    <w:p>
+      <w:pPr>
+        <w:pStyle w:val="Authors"/>
+      </w:pPr>
+      <w:r>
+        <w:t>Chen, J.</w:t>
+      </w:r>
+    </w:p>
+    <w:p>
+      <w:pPr>
+        <w:pStyle w:val="AuthorAffiliations"/>
+      </w:pPr>
+      <w:r>
+        <w:t>Department of Education, Example University</w:t>
       </w:r>
     </w:p>
     <w:p>
@@ -13,8 +32,66 @@
       </w:r>
     </w:p>
     <w:p>
+      <w:pPr>
+        <w:pStyle w:val="FrontPageText"/>
+      </w:pPr>
       <w:r>
-        <w:t>Abstract body.</w:t>
+        <w:t>This manuscript examines active learning in higher education classrooms. The study compares response systems, peer discussion, and structured formative feedback across undergraduate teaching sessions. It reports participation, perceived usefulness, and assessment outcomes. Results suggest that frequent low-stakes interactions are associated with stronger engagement and clearer academic gains. The paper discusses practical implications for curriculum design, theoretical implications for engagement research, and limitations including self-reported data and a modest sample. These findings indicate that embedding purposeful active learning tasks can support student success when tasks are aligned with learning outcomes and feedback cycles.</w:t>
+      </w:r>
+    </w:p>
+    <w:p>
+      <w:r>
+        <w:t>Practitioner Notes</w:t>
+      </w:r>
+    </w:p>
+    <w:p>
+      <w:pPr>
+        <w:pStyle w:val="PractitionerNotes"/>
+      </w:pPr>
+      <w:r>
+        <w:t>Practical note 1 for teaching staff.</w:t>
+      </w:r>
+    </w:p>
+    <w:p>
+      <w:pPr>
+        <w:pStyle w:val="PractitionerNotes"/>
+      </w:pPr>
+      <w:r>
+        <w:t>Practical note 2 for teaching staff.</w:t>
+      </w:r>
+    </w:p>
+    <w:p>
+      <w:pPr>
+        <w:pStyle w:val="PractitionerNotes"/>
+      </w:pPr>
+      <w:r>
+        <w:t>Practical note 3 for teaching staff.</w:t>
+      </w:r>
+    </w:p>
+    <w:p>
+      <w:pPr>
+        <w:pStyle w:val="PractitionerNotes"/>
+      </w:pPr>
+      <w:r>
+        <w:t>Practical note 4 for teaching staff.</w:t>
+      </w:r>
+    </w:p>
+    <w:p>
+      <w:pPr>
+        <w:pStyle w:val="PractitionerNotes"/>
+      </w:pPr>
+      <w:r>
+        <w:t>Practical note 5 for teaching staff.</w:t>
+      </w:r>
+    </w:p>
+    <w:p>
+      <w:r>
+        <w:t>Keywords</w:t>
+      </w:r>
+    </w:p>
+    <w:p>
+      <w:r>
+        <w:t>higher education, active learning, student engagement, formative feedback</w:t>
       </w:r>
     </w:p>
     <w:p>
@@ -27,7 +104,180 @@
     </w:p>
     <w:p>
       <w:r>
-        <w:t>Body text.</w:t>
+        <w:t>Active learning is important.</w:t>
+      </w:r>
+    </w:p>
+    <w:p>
+      <w:pPr>
+        <w:pStyle w:val="Heading1"/>
+      </w:pPr>
+      <w:r>
+        <w:t>Literature</w:t>
+      </w:r>
+    </w:p>
+    <w:p>
+      <w:r>
+        <w:t>Engagement varies.</w:t>
+      </w:r>
+    </w:p>
+    <w:p>
+      <w:pPr>
+        <w:pStyle w:val="Heading1"/>
+      </w:pPr>
+      <w:r>
+        <w:t>Method</w:t>
+      </w:r>
+    </w:p>
+    <w:p>
+      <w:pPr>
+        <w:pStyle w:val="Heading2"/>
+      </w:pPr>
+      <w:r>
+        <w:t>Research Design</w:t>
+      </w:r>
+    </w:p>
+    <w:p>
+      <w:r>
+        <w:t>A within-course comparison design guided the study.</w:t>
+      </w:r>
+    </w:p>
+    <w:p>
+      <w:pPr>
+        <w:pStyle w:val="Heading2"/>
+      </w:pPr>
+      <w:r>
+        <w:t>Participants</w:t>
+      </w:r>
+    </w:p>
+    <w:p>
+      <w:r>
+        <w:t>Participants were undergraduate students at a public university.</w:t>
+      </w:r>
+    </w:p>
+    <w:p>
+      <w:pPr>
+        <w:pStyle w:val="Heading2"/>
+      </w:pPr>
+      <w:r>
+        <w:t>Measures</w:t>
+      </w:r>
+    </w:p>
+    <w:p>
+      <w:r>
+        <w:t>Measures included attendance, quiz scores, and engagement surveys.</w:t>
+      </w:r>
+    </w:p>
+    <w:p>
+      <w:pPr>
+        <w:pStyle w:val="Heading2"/>
+      </w:pPr>
+      <w:r>
+        <w:t>Procedure</w:t>
+      </w:r>
+    </w:p>
+    <w:p>
+      <w:r>
+        <w:t>Sessions were taught with active learning activities.</w:t>
+      </w:r>
+    </w:p>
+    <w:p>
+      <w:pPr>
+        <w:pStyle w:val="Heading2"/>
+      </w:pPr>
+      <w:r>
+        <w:t>Analysis</w:t>
+      </w:r>
+    </w:p>
+    <w:p>
+      <w:r>
+        <w:t>Data were analysed using descriptive statistics and thematic coding.</w:t>
+      </w:r>
+    </w:p>
+    <w:p>
+      <w:pPr>
+        <w:pStyle w:val="Heading1"/>
+      </w:pPr>
+      <w:r>
+        <w:t>Results</w:t>
+      </w:r>
+    </w:p>
+    <w:p>
+      <w:r>
+        <w:t>Results were positive; discussion is missing.</w:t>
+      </w:r>
+    </w:p>
+    <w:p>
+      <w:pPr>
+        <w:pStyle w:val="Heading1"/>
+      </w:pPr>
+      <w:r>
+        <w:t>Conclusion</w:t>
+      </w:r>
+    </w:p>
+    <w:p>
+      <w:r>
+        <w:t>Conclusion.</w:t>
+      </w:r>
+    </w:p>
+    <w:p>
+      <w:pPr>
+        <w:pStyle w:val="Heading1"/>
+      </w:pPr>
+      <w:r>
+        <w:t>Acknowledgements</w:t>
+      </w:r>
+    </w:p>
+    <w:p>
+      <w:r>
+        <w:t>Acknowledgements.</w:t>
+      </w:r>
+    </w:p>
+    <w:p>
+      <w:pPr>
+        <w:pStyle w:val="Heading1"/>
+      </w:pPr>
+      <w:r>
+        <w:t>References</w:t>
+      </w:r>
+    </w:p>
+    <w:p>
+      <w:pPr>
+        <w:pStyle w:val="GuidanceNotes"/>
+      </w:pPr>
+      <w:r>
+        <w:t>Guidance Notes: remove this before submission.</w:t>
+      </w:r>
+    </w:p>
+    <w:p>
+      <w:pPr>
+        <w:pStyle w:val="APA7ReferenceListEntry"/>
+      </w:pPr>
+      <w:r>
+        <w:t>Freeman, S., Eddy, S. L., McDonough, M., Smith, M. K., Okoroafor, N., Jordt, H., &amp; Wenderoth, M. P. (2014). Active learning increases student performance in science, engineering, and mathematics. Proceedings of the National Academy of Sciences, 111(23), 8410-8415. https://doi.org/10.1073/pnas.1319030111</w:t>
+      </w:r>
+    </w:p>
+    <w:p>
+      <w:pPr>
+        <w:pStyle w:val="APA7ReferenceListEntry"/>
+      </w:pPr>
+      <w:r>
+        <w:t>Chi, M. T. H. (2009). Active-constructive-interactive: A conceptual framework for differentiating learning activities. Topics in Cognitive Science, 1(1), 73-105. https://doi.org/10.1111/j.1756-8765.2008.01005.x</w:t>
+      </w:r>
+    </w:p>
+    <w:p>
+      <w:pPr>
+        <w:pStyle w:val="APA7ReferenceListEntry"/>
+      </w:pPr>
+      <w:r>
+        <w:t>Kahn, P. E. (2013). Theorising student engagement in higher education. British Educational Research Journal, 40(6), 1005-1018. https://doi.org/10.1002/berj.3121</w:t>
+      </w:r>
+    </w:p>
+    <w:p>
+      <w:pPr>
+        <w:pStyle w:val="APA7ReferenceListEntry"/>
+      </w:pPr>
+      <w:r>
+        <w:t>Snijders, I., Wijnia, L., Rikers, R. M. J. P., &amp; Loyens, S. M. M. (2020). Building bridges in higher education: Student-faculty relationship quality, student engagement, and student loyalty. International Journal of Educational Research, 100, 101538. https://doi.org/10.1016/j.ijer.2020.101538</w:t>
       </w:r>
     </w:p>
     <w:sectPr>
@@ -12085,6 +12335,27 @@
         <w:shd w:val="clear" w:color="auto" w:fill="FBCAA2" w:themeFill="accent6" w:themeFillTint="7F"/>
       </w:tcPr>
     </w:tblStylePr>
+  </w:style>
+  <w:style w:type="paragraph" w:customStyle="1" w:styleId="ArticleTitle">
+    <w:name w:val="Article Title"/>
+  </w:style>
+  <w:style w:type="paragraph" w:customStyle="1" w:styleId="Authors">
+    <w:name w:val="Authors"/>
+  </w:style>
+  <w:style w:type="paragraph" w:customStyle="1" w:styleId="AuthorAffiliations">
+    <w:name w:val="Author Affiliations"/>
+  </w:style>
+  <w:style w:type="paragraph" w:customStyle="1" w:styleId="FrontPageText">
+    <w:name w:val="Front Page Text"/>
+  </w:style>
+  <w:style w:type="paragraph" w:customStyle="1" w:styleId="PractitionerNotes">
+    <w:name w:val="Practitioner Notes"/>
+  </w:style>
+  <w:style w:type="paragraph" w:customStyle="1" w:styleId="GuidanceNotes">
+    <w:name w:val="Guidance Notes"/>
+  </w:style>
+  <w:style w:type="paragraph" w:customStyle="1" w:styleId="APA7ReferenceListEntry">
+    <w:name w:val="APA 7 Reference List Entry"/>
   </w:style>
 </w:styles>
 </file>

--- a/tests/jutlp_sample_docx_test_pack/04_structure_and_endmatter_issues.docx
+++ b/tests/jutlp_sample_docx_test_pack/04_structure_and_endmatter_issues.docx
@@ -3,18 +3,101 @@
 <w:document xmlns:wpc="http://schemas.microsoft.com/office/word/2010/wordprocessingCanvas" xmlns:mo="http://schemas.microsoft.com/office/mac/office/2008/main" xmlns:mc="http://schemas.openxmlformats.org/markup-compatibility/2006" xmlns:mv="urn:schemas-microsoft-com:mac:vml" xmlns:o="urn:schemas-microsoft-com:office:office" xmlns:r="http://schemas.openxmlformats.org/officeDocument/2006/relationships" xmlns:m="http://schemas.openxmlformats.org/officeDocument/2006/math" xmlns:v="urn:schemas-microsoft-com:vml" xmlns:wp14="http://schemas.microsoft.com/office/word/2010/wordprocessingDrawing" xmlns:wp="http://schemas.openxmlformats.org/drawingml/2006/wordprocessingDrawing" xmlns:w10="urn:schemas-microsoft-com:office:word" xmlns:w="http://schemas.openxmlformats.org/wordprocessingml/2006/main" xmlns:w14="http://schemas.microsoft.com/office/word/2010/wordml" xmlns:wpg="http://schemas.microsoft.com/office/word/2010/wordprocessingGroup" xmlns:wpi="http://schemas.microsoft.com/office/word/2010/wordprocessingInk" xmlns:wne="http://schemas.microsoft.com/office/word/2006/wordml" xmlns:wps="http://schemas.microsoft.com/office/word/2010/wordprocessingShape" mc:Ignorable="w14 wp14">
   <w:body>
     <w:p>
+      <w:pPr>
+        <w:pStyle w:val="ArticleTitle"/>
+      </w:pPr>
       <w:r>
-        <w:t>An Article Title</w:t>
+        <w:t>A Comprehensive Study on Academic Formatting</w:t>
       </w:r>
     </w:p>
     <w:p>
+      <w:pPr>
+        <w:pStyle w:val="Authors"/>
+      </w:pPr>
+      <w:r>
+        <w:t>Jane Doe, John Smith</w:t>
+      </w:r>
+    </w:p>
+    <w:p>
+      <w:pPr>
+        <w:pStyle w:val="AuthorAffiliations"/>
+      </w:pPr>
+      <w:r>
+        <w:t>Department of Education, University of Research</w:t>
+      </w:r>
+    </w:p>
+    <w:p>
+      <w:pPr>
+        <w:pStyle w:val="Heading1"/>
+      </w:pPr>
       <w:r>
         <w:t>Abstract</w:t>
       </w:r>
     </w:p>
     <w:p>
       <w:r>
-        <w:t>Abstract body.</w:t>
+        <w:t>This paper presents an in-depth analysis of document validation rules.</w:t>
+      </w:r>
+    </w:p>
+    <w:p>
+      <w:pPr>
+        <w:pStyle w:val="Heading1"/>
+      </w:pPr>
+      <w:r>
+        <w:t>Practitioner Notes</w:t>
+      </w:r>
+    </w:p>
+    <w:p>
+      <w:pPr>
+        <w:pStyle w:val="PractitionerNotes"/>
+      </w:pPr>
+      <w:r>
+        <w:t>• Key insight for practitioners note number 1.</w:t>
+      </w:r>
+    </w:p>
+    <w:p>
+      <w:pPr>
+        <w:pStyle w:val="PractitionerNotes"/>
+      </w:pPr>
+      <w:r>
+        <w:t>• Key insight for practitioners note number 2.</w:t>
+      </w:r>
+    </w:p>
+    <w:p>
+      <w:pPr>
+        <w:pStyle w:val="PractitionerNotes"/>
+      </w:pPr>
+      <w:r>
+        <w:t>• Key insight for practitioners note number 3.</w:t>
+      </w:r>
+    </w:p>
+    <w:p>
+      <w:pPr>
+        <w:pStyle w:val="PractitionerNotes"/>
+      </w:pPr>
+      <w:r>
+        <w:t>• Key insight for practitioners note number 4.</w:t>
+      </w:r>
+    </w:p>
+    <w:p>
+      <w:pPr>
+        <w:pStyle w:val="PractitionerNotes"/>
+      </w:pPr>
+      <w:r>
+        <w:t>• Key insight for practitioners note number 5.</w:t>
+      </w:r>
+    </w:p>
+    <w:p>
+      <w:pPr>
+        <w:pStyle w:val="Heading1"/>
+      </w:pPr>
+      <w:r>
+        <w:t>Keywords</w:t>
+      </w:r>
+    </w:p>
+    <w:p>
+      <w:r>
+        <w:t>validation, jutlp, document structure, python, unit testing</w:t>
       </w:r>
     </w:p>
     <w:p>
@@ -27,7 +110,202 @@
     </w:p>
     <w:p>
       <w:r>
-        <w:t>Body text.</w:t>
+        <w:t>This is the body text content for the Introduction section.</w:t>
+      </w:r>
+    </w:p>
+    <w:p>
+      <w:pPr>
+        <w:pStyle w:val="Heading1"/>
+      </w:pPr>
+      <w:r>
+        <w:t>Literature Review</w:t>
+      </w:r>
+    </w:p>
+    <w:p>
+      <w:r>
+        <w:t>This is the body text content for the Literature Review section.</w:t>
+      </w:r>
+    </w:p>
+    <w:p>
+      <w:pPr>
+        <w:pStyle w:val="Heading1"/>
+      </w:pPr>
+      <w:r>
+        <w:t>Methodology</w:t>
+      </w:r>
+    </w:p>
+    <w:p>
+      <w:r>
+        <w:t>This is the body text content for the Methodology section.</w:t>
+      </w:r>
+    </w:p>
+    <w:p>
+      <w:pPr>
+        <w:pStyle w:val="Heading2"/>
+      </w:pPr>
+      <w:r>
+        <w:t>Research Design</w:t>
+      </w:r>
+    </w:p>
+    <w:p>
+      <w:r>
+        <w:t>Detailed description of research design.</w:t>
+      </w:r>
+    </w:p>
+    <w:p>
+      <w:pPr>
+        <w:pStyle w:val="Heading2"/>
+      </w:pPr>
+      <w:r>
+        <w:t>Participants</w:t>
+      </w:r>
+    </w:p>
+    <w:p>
+      <w:r>
+        <w:t>Detailed description of participants involved in the study.</w:t>
+      </w:r>
+    </w:p>
+    <w:p>
+      <w:pPr>
+        <w:pStyle w:val="Heading2"/>
+      </w:pPr>
+      <w:r>
+        <w:t>Measures</w:t>
+      </w:r>
+    </w:p>
+    <w:p>
+      <w:r>
+        <w:t>Detailed description of instruments and materials used.</w:t>
+      </w:r>
+    </w:p>
+    <w:p>
+      <w:pPr>
+        <w:pStyle w:val="Heading2"/>
+      </w:pPr>
+      <w:r>
+        <w:t>Procedure</w:t>
+      </w:r>
+    </w:p>
+    <w:p>
+      <w:r>
+        <w:t>Step-by-step description of the procedure followed.</w:t>
+      </w:r>
+    </w:p>
+    <w:p>
+      <w:pPr>
+        <w:pStyle w:val="Heading2"/>
+      </w:pPr>
+      <w:r>
+        <w:t>Analysis</w:t>
+      </w:r>
+    </w:p>
+    <w:p>
+      <w:r>
+        <w:t>Explanation of the statistical methods used to analyze data.</w:t>
+      </w:r>
+    </w:p>
+    <w:p>
+      <w:pPr>
+        <w:pStyle w:val="Heading1"/>
+      </w:pPr>
+      <w:r>
+        <w:t>Results and Discussion</w:t>
+      </w:r>
+    </w:p>
+    <w:p>
+      <w:r>
+        <w:t>This is the body text content for the Results section.</w:t>
+      </w:r>
+    </w:p>
+    <w:p>
+      <w:r>
+        <w:t>This is the body text content for the Discussion section.</w:t>
+      </w:r>
+    </w:p>
+    <w:p>
+      <w:pPr>
+        <w:pStyle w:val="Heading2"/>
+      </w:pPr>
+      <w:r>
+        <w:t>Practical Implications</w:t>
+      </w:r>
+    </w:p>
+    <w:p>
+      <w:r>
+        <w:t>Discussion of practical implications.</w:t>
+      </w:r>
+    </w:p>
+    <w:p>
+      <w:pPr>
+        <w:pStyle w:val="Heading2"/>
+      </w:pPr>
+      <w:r>
+        <w:t>Theoretical Implications</w:t>
+      </w:r>
+    </w:p>
+    <w:p>
+      <w:r>
+        <w:t>Discussion of theoretical implications.</w:t>
+      </w:r>
+    </w:p>
+    <w:p>
+      <w:pPr>
+        <w:pStyle w:val="Heading2"/>
+      </w:pPr>
+      <w:r>
+        <w:t>Limitations and Future Research</w:t>
+      </w:r>
+    </w:p>
+    <w:p>
+      <w:r>
+        <w:t>Overview of limitations and future research directions.</w:t>
+      </w:r>
+    </w:p>
+    <w:p>
+      <w:pPr>
+        <w:pStyle w:val="Heading1"/>
+      </w:pPr>
+      <w:r>
+        <w:t>Conclusion</w:t>
+      </w:r>
+    </w:p>
+    <w:p>
+      <w:r>
+        <w:t>This is the body text content for the Conclusion section.</w:t>
+      </w:r>
+    </w:p>
+    <w:p>
+      <w:pPr>
+        <w:pStyle w:val="Heading1"/>
+      </w:pPr>
+      <w:r>
+        <w:t>Acknowledgements</w:t>
+      </w:r>
+    </w:p>
+    <w:p>
+      <w:r>
+        <w:t>This is the body text content for the Acknowledgements section.</w:t>
+      </w:r>
+    </w:p>
+    <w:p>
+      <w:pPr>
+        <w:pStyle w:val="Heading1"/>
+      </w:pPr>
+      <w:r>
+        <w:t>References</w:t>
+      </w:r>
+    </w:p>
+    <w:p>
+      <w:r>
+        <w:t>This is the body text content for the References section.</w:t>
+      </w:r>
+    </w:p>
+    <w:p>
+      <w:pPr>
+        <w:pStyle w:val="GuidanceNotes"/>
+      </w:pPr>
+      <w:r>
+        <w:t>Guidance note paragraph text.</w:t>
       </w:r>
     </w:p>
     <w:sectPr>
@@ -12085,6 +12363,21 @@
         <w:shd w:val="clear" w:color="auto" w:fill="FBCAA2" w:themeFill="accent6" w:themeFillTint="7F"/>
       </w:tcPr>
     </w:tblStylePr>
+  </w:style>
+  <w:style w:type="paragraph" w:customStyle="1" w:styleId="ArticleTitle">
+    <w:name w:val="Article Title"/>
+  </w:style>
+  <w:style w:type="paragraph" w:customStyle="1" w:styleId="Authors">
+    <w:name w:val="Authors"/>
+  </w:style>
+  <w:style w:type="paragraph" w:customStyle="1" w:styleId="AuthorAffiliations">
+    <w:name w:val="Author Affiliations"/>
+  </w:style>
+  <w:style w:type="paragraph" w:customStyle="1" w:styleId="PractitionerNotes">
+    <w:name w:val="Practitioner Notes"/>
+  </w:style>
+  <w:style w:type="paragraph" w:customStyle="1" w:styleId="GuidanceNotes">
+    <w:name w:val="Guidance Notes"/>
   </w:style>
 </w:styles>
 </file>
